--- a/tillsyn/A 43229-2025 tillsynsbegäran.docx
+++ b/tillsyn/A 43229-2025 tillsynsbegäran.docx
@@ -35,7 +35,7 @@
     </w:p>
     <w:p>
       <w:r>
-        <w:t>I avverkningsanmälan har följande 3 naturvårdsarter hittats: knärot (VU, §8), spillkråka (NT, §4) och tretåig hackspett (NT, §4). Av dessa är 3 rödlistade. För rödlistade arter har rödlistekategorin angivits inom parentes. För fridlysta arter anges även paragrafen i Artskyddsförordningen som arten är fridlyst enligt.</w:t>
+        <w:t>I avverkningsanmälan har följande 8 naturvårdsarter hittats: knärot (VU, §8), garnlav (NT), kolflarnlav (NT), mörk kolflarnlav (NT), spillkråka (NT, §4), tretåig hackspett (NT, §4), vaddporing (NT) och tjäder (§4). Av dessa är 7 rödlistade. För rödlistade arter har rödlistekategorin angivits inom parentes. För fridlysta arter anges även paragrafen i Artskyddsförordningen som arten är fridlyst enligt.</w:t>
       </w:r>
     </w:p>
     <w:p>
@@ -91,6 +91,50 @@
       </w:r>
     </w:p>
     <w:p>
+      <w:r>
+        <w:rPr>
+          <w:b/>
+        </w:rPr>
+        <w:t>Garnlav (NT)</w:t>
+      </w:r>
+      <w:r>
+        <w:t xml:space="preserve"> är en utpräglad barrskogsart som ibland kan drapera träden i norrländska grannaturskogar med hög luftfuktighet. Den förekommer även i talldominerade bestånd där den, förutom i trädens grenverk, påträffas hängande över ojämnheter i tallbarken. Arten har minskat starkt i södra och mellersta Sverige och den minskar även i sitt nordliga utbredningsområde. Orsaken till tillbakagången beror främst på slutavverkningar av naturskogsartade skogar. Bestånd med riklig förekomst bör regelmässigt sparas. Garnlav är värdväxt för den mycket sällsynta och akut hotade fjärilen barrskogslavfly (CR) som hör hemma i boreala barrskogar med riklig förekomst av värdväxten. Tidigare kunde arten konstateras årligen på flera platser vid Dala-Floda i Dalarna innan lokalerna kalavverkades. Senaste fyndet i landet av barrskogslavfly är från år 2000 då den påträffades vid Högberget i Sollefteå kommun (SLU Artdatabanken, 2024).</w:t>
+      </w:r>
+    </w:p>
+    <w:p>
+      <w:r>
+        <w:rPr>
+          <w:b/>
+        </w:rPr>
+        <w:t>Kolflarnlav (NT)</w:t>
+      </w:r>
+      <w:r>
+        <w:t xml:space="preserve"> är brandberoende och växer nästan uteslutande på kolad hård kärnved av tall. Etableringen verkar ske först 100–300 år efter brand och nytt substrat nybildas i mycket begränsad omfattning. Avverkning av tallskog av naturskogskaraktär med spår av återkommande bränder är ett hot och mängden lämplig ved att växa på för arten minskar dels på grund av naturlig nedbrytning men framförallt på grund av att det förstörs i samband med slutavverkningar, gallringar och markberedning. Såväl kolflarnlav som mörk kolflarnlav har glänsande bålfjäll och förekommer främst i tall- och blandbarrskogar av naturskogskaraktär med spår av återkommande bränder. Skogar som dessa hyser höga biologiska värden och bör skyddas (SLU Artdatabanken, 2024).</w:t>
+      </w:r>
+    </w:p>
+    <w:p>
+      <w:r>
+        <w:rPr>
+          <w:b/>
+        </w:rPr>
+        <w:t>Mörk kolflarnlav (NT)</w:t>
+      </w:r>
+      <w:r>
+        <w:t xml:space="preserve"> är brandberoende och växer nästan uteslutande på kolad hård kärnved av tall. Arten förekommer främst i glesa, öppna tall- och blandbarrskogar av naturskogskaraktär och etableringen verkar ske sent efter brand, kanske först efter 100–300 år. Mörk kolflarnlav indikerar skog med höga naturvärden och vanligast är att den påträffas på rester av nedbrunna torrakor och högstubbar och lågstubbar som är så grova att hela innandömet är urbränt. Tall- och blandbarrskogar av naturskogskaraktär med spår av återkommande bränder hyser höga biologiska värden och bör skyddas (SLU Artdatabanken, 2024).</w:t>
+      </w:r>
+    </w:p>
+    <w:p>
+      <w:r>
+        <w:rPr>
+          <w:b/>
+        </w:rPr>
+        <w:t xml:space="preserve">Vaddporing (NT) </w:t>
+      </w:r>
+      <w:r>
+        <w:t>är en brunrötande vednedbrytare som hittas på undersidan av liggande murken tallved i olika former. Substratet utgörs framför allt av den typ av hård, kådimpregnerad och ofta kolad tallved som skapas i brandpräglad skog. Vedtypen nybildas i mycket liten omfattning och det är sannolikt att arten upplever en utdöendeskuld. För att garantera artens fortlevnad bör man både säkra att artens växtplatser hålls intakta samt att långsiktigt säkerställa att ny ved tillkommer, allra helst i omedelbar anslutning till artens växtplatser. Skoglig gallring och annat uttag av virke innebär ett hot mot arten (SLU Artdatabanken, 2024).</w:t>
+      </w:r>
+    </w:p>
+    <w:p>
       <w:pPr>
         <w:pStyle w:val="Heading1"/>
       </w:pPr>
@@ -100,7 +144,7 @@
     </w:p>
     <w:p>
       <w:r>
-        <w:t>Följande fridlysta arter har sina livsmiljöer och växtplatser i den avverkningsanmälda skogen: knärot (VU, §8), spillkråka (NT, §4) och tretåig hackspett (NT, §4).</w:t>
+        <w:t>Följande fridlysta arter har sina livsmiljöer och växtplatser i den avverkningsanmälda skogen: knärot (VU, §8), spillkråka (NT, §4), tretåig hackspett (NT, §4) och tjäder (§4).</w:t>
       </w:r>
     </w:p>
     <w:p>
@@ -481,6 +525,46 @@
         <w:pStyle w:val="Heading1"/>
       </w:pPr>
       <w:r>
+        <w:t>Tjäder – ekologi samt krav på livsmiljön</w:t>
+      </w:r>
+    </w:p>
+    <w:p>
+      <w:r>
+        <w:t>Tjäder (§4) är en utpräglad skogsfågel knuten till större sammanhängande barrskogsområden. Tupparna och hönorna utnyttjar till viss del olika miljöer, och habitatvalet varierar dessutom mellan olika delar av året. För att det ska finnas livskraftiga tjäderbestånd krävs funktionella skogslandskap med en blandning av uppvuxen, gles och luckig skog, täta sumpskogar, myrar och andra små våtmarker (Skogsstyrelsen, 2019).</w:t>
+      </w:r>
+    </w:p>
+    <w:p>
+      <w:r>
+        <w:t>Arten försvinner när skogen fragmenteras och den sammanlagda arealen hyggen och andra öppna områden blir för stor. Ett småskaligt och försiktigt virkesuttag genom hyggesfria metoder kan i vissa fall vara möjligt i området inom 200 m från lekcentrum. Längre ut från lekcentrum, inom 200–500 m bör den avverkade ytan inte överskrida 1 hektar för att undvika alltför stora och snabba förändringar (Skogsstyrelsen, 2019).</w:t>
+      </w:r>
+    </w:p>
+    <w:p>
+      <w:pPr>
+        <w:pStyle w:val="Heading2"/>
+      </w:pPr>
+      <w:r>
+        <w:t>Referenser – tjäder</w:t>
+      </w:r>
+    </w:p>
+    <w:p>
+      <w:r>
+        <w:t xml:space="preserve">Skogsstyrelsen, 2019. </w:t>
+      </w:r>
+      <w:r>
+        <w:rPr>
+          <w:i/>
+        </w:rPr>
+        <w:t xml:space="preserve">Vägledning för hänsyn till fåglar – tjäder. </w:t>
+      </w:r>
+      <w:r>
+        <w:t>https://www.skogsstyrelsen.se/globalassets/lag-och-tillsyn/artskydd/vagledningar-for-hansyn-till-faglar/tjader-vagledning-hansyn2.pdf</w:t>
+      </w:r>
+    </w:p>
+    <w:p>
+      <w:pPr>
+        <w:pStyle w:val="Heading1"/>
+      </w:pPr>
+      <w:r>
         <w:t>Tretåig hackspett – ekologi samt krav på livsmiljön</w:t>
       </w:r>
     </w:p>
@@ -767,7 +851,7 @@
     <w:r>
       <w:tab/>
       <w:tab/>
-      <w:t>2025-09-24</w:t>
+      <w:t>2025-09-25</w:t>
       <w:br/>
       <w:br/>
     </w:r>

--- a/tillsyn/A 43229-2025 tillsynsbegäran.docx
+++ b/tillsyn/A 43229-2025 tillsynsbegäran.docx
@@ -851,7 +851,7 @@
     <w:r>
       <w:tab/>
       <w:tab/>
-      <w:t>2025-09-25</w:t>
+      <w:t>2025-09-26</w:t>
       <w:br/>
       <w:br/>
     </w:r>

--- a/tillsyn/A 43229-2025 tillsynsbegäran.docx
+++ b/tillsyn/A 43229-2025 tillsynsbegäran.docx
@@ -851,7 +851,7 @@
     <w:r>
       <w:tab/>
       <w:tab/>
-      <w:t>2025-09-26</w:t>
+      <w:t>2025-09-27</w:t>
       <w:br/>
       <w:br/>
     </w:r>

--- a/tillsyn/A 43229-2025 tillsynsbegäran.docx
+++ b/tillsyn/A 43229-2025 tillsynsbegäran.docx
@@ -851,7 +851,7 @@
     <w:r>
       <w:tab/>
       <w:tab/>
-      <w:t>2025-09-27</w:t>
+      <w:t>2025-09-28</w:t>
       <w:br/>
       <w:br/>
     </w:r>

--- a/tillsyn/A 43229-2025 tillsynsbegäran.docx
+++ b/tillsyn/A 43229-2025 tillsynsbegäran.docx
@@ -851,7 +851,7 @@
     <w:r>
       <w:tab/>
       <w:tab/>
-      <w:t>2025-09-28</w:t>
+      <w:t>2025-09-29</w:t>
       <w:br/>
       <w:br/>
     </w:r>

--- a/tillsyn/A 43229-2025 tillsynsbegäran.docx
+++ b/tillsyn/A 43229-2025 tillsynsbegäran.docx
@@ -851,7 +851,7 @@
     <w:r>
       <w:tab/>
       <w:tab/>
-      <w:t>2025-09-29</w:t>
+      <w:t>2025-09-30</w:t>
       <w:br/>
       <w:br/>
     </w:r>

--- a/tillsyn/A 43229-2025 tillsynsbegäran.docx
+++ b/tillsyn/A 43229-2025 tillsynsbegäran.docx
@@ -851,7 +851,7 @@
     <w:r>
       <w:tab/>
       <w:tab/>
-      <w:t>2025-09-30</w:t>
+      <w:t>2025-10-01</w:t>
       <w:br/>
       <w:br/>
     </w:r>

--- a/tillsyn/A 43229-2025 tillsynsbegäran.docx
+++ b/tillsyn/A 43229-2025 tillsynsbegäran.docx
@@ -851,7 +851,7 @@
     <w:r>
       <w:tab/>
       <w:tab/>
-      <w:t>2025-10-01</w:t>
+      <w:t>2025-10-02</w:t>
       <w:br/>
       <w:br/>
     </w:r>

--- a/tillsyn/A 43229-2025 tillsynsbegäran.docx
+++ b/tillsyn/A 43229-2025 tillsynsbegäran.docx
@@ -851,7 +851,7 @@
     <w:r>
       <w:tab/>
       <w:tab/>
-      <w:t>2025-10-02</w:t>
+      <w:t>2025-10-03</w:t>
       <w:br/>
       <w:br/>
     </w:r>

--- a/tillsyn/A 43229-2025 tillsynsbegäran.docx
+++ b/tillsyn/A 43229-2025 tillsynsbegäran.docx
@@ -851,7 +851,7 @@
     <w:r>
       <w:tab/>
       <w:tab/>
-      <w:t>2025-10-03</w:t>
+      <w:t>2025-10-04</w:t>
       <w:br/>
       <w:br/>
     </w:r>

--- a/tillsyn/A 43229-2025 tillsynsbegäran.docx
+++ b/tillsyn/A 43229-2025 tillsynsbegäran.docx
@@ -851,7 +851,7 @@
     <w:r>
       <w:tab/>
       <w:tab/>
-      <w:t>2025-10-04</w:t>
+      <w:t>2025-10-05</w:t>
       <w:br/>
       <w:br/>
     </w:r>

--- a/tillsyn/A 43229-2025 tillsynsbegäran.docx
+++ b/tillsyn/A 43229-2025 tillsynsbegäran.docx
@@ -851,7 +851,7 @@
     <w:r>
       <w:tab/>
       <w:tab/>
-      <w:t>2025-10-05</w:t>
+      <w:t>2025-10-06</w:t>
       <w:br/>
       <w:br/>
     </w:r>

--- a/tillsyn/A 43229-2025 tillsynsbegäran.docx
+++ b/tillsyn/A 43229-2025 tillsynsbegäran.docx
@@ -851,7 +851,7 @@
     <w:r>
       <w:tab/>
       <w:tab/>
-      <w:t>2025-10-06</w:t>
+      <w:t>2025-10-07</w:t>
       <w:br/>
       <w:br/>
     </w:r>

--- a/tillsyn/A 43229-2025 tillsynsbegäran.docx
+++ b/tillsyn/A 43229-2025 tillsynsbegäran.docx
@@ -851,7 +851,7 @@
     <w:r>
       <w:tab/>
       <w:tab/>
-      <w:t>2025-10-07</w:t>
+      <w:t>2025-10-08</w:t>
       <w:br/>
       <w:br/>
     </w:r>

--- a/tillsyn/A 43229-2025 tillsynsbegäran.docx
+++ b/tillsyn/A 43229-2025 tillsynsbegäran.docx
@@ -851,7 +851,7 @@
     <w:r>
       <w:tab/>
       <w:tab/>
-      <w:t>2025-10-08</w:t>
+      <w:t>2025-10-09</w:t>
       <w:br/>
       <w:br/>
     </w:r>

--- a/tillsyn/A 43229-2025 tillsynsbegäran.docx
+++ b/tillsyn/A 43229-2025 tillsynsbegäran.docx
@@ -851,7 +851,7 @@
     <w:r>
       <w:tab/>
       <w:tab/>
-      <w:t>2025-10-09</w:t>
+      <w:t>2025-10-10</w:t>
       <w:br/>
       <w:br/>
     </w:r>

--- a/tillsyn/A 43229-2025 tillsynsbegäran.docx
+++ b/tillsyn/A 43229-2025 tillsynsbegäran.docx
@@ -851,7 +851,7 @@
     <w:r>
       <w:tab/>
       <w:tab/>
-      <w:t>2025-10-10</w:t>
+      <w:t>2025-10-11</w:t>
       <w:br/>
       <w:br/>
     </w:r>

--- a/tillsyn/A 43229-2025 tillsynsbegäran.docx
+++ b/tillsyn/A 43229-2025 tillsynsbegäran.docx
@@ -851,7 +851,7 @@
     <w:r>
       <w:tab/>
       <w:tab/>
-      <w:t>2025-10-16</w:t>
+      <w:t>2025-10-17</w:t>
       <w:br/>
       <w:br/>
     </w:r>

--- a/tillsyn/A 43229-2025 tillsynsbegäran.docx
+++ b/tillsyn/A 43229-2025 tillsynsbegäran.docx
@@ -851,7 +851,7 @@
     <w:r>
       <w:tab/>
       <w:tab/>
-      <w:t>2025-10-17</w:t>
+      <w:t>2025-10-18</w:t>
       <w:br/>
       <w:br/>
     </w:r>

--- a/tillsyn/A 43229-2025 tillsynsbegäran.docx
+++ b/tillsyn/A 43229-2025 tillsynsbegäran.docx
@@ -851,7 +851,7 @@
     <w:r>
       <w:tab/>
       <w:tab/>
-      <w:t>2025-10-18</w:t>
+      <w:t>2025-10-19</w:t>
       <w:br/>
       <w:br/>
     </w:r>

--- a/tillsyn/A 43229-2025 tillsynsbegäran.docx
+++ b/tillsyn/A 43229-2025 tillsynsbegäran.docx
@@ -851,7 +851,7 @@
     <w:r>
       <w:tab/>
       <w:tab/>
-      <w:t>2025-10-19</w:t>
+      <w:t>2025-10-20</w:t>
       <w:br/>
       <w:br/>
     </w:r>

--- a/tillsyn/A 43229-2025 tillsynsbegäran.docx
+++ b/tillsyn/A 43229-2025 tillsynsbegäran.docx
@@ -851,7 +851,7 @@
     <w:r>
       <w:tab/>
       <w:tab/>
-      <w:t>2025-10-20</w:t>
+      <w:t>2025-10-21</w:t>
       <w:br/>
       <w:br/>
     </w:r>

--- a/tillsyn/A 43229-2025 tillsynsbegäran.docx
+++ b/tillsyn/A 43229-2025 tillsynsbegäran.docx
@@ -187,7 +187,7 @@
         <w:t>Pucciniastrum goodyerae</w:t>
       </w:r>
       <w:r>
-        <w:t xml:space="preserve"> är klassad som NE (ej bedömd) i rödlistan(SLU Artdatabanken, 2024).</w:t>
+        <w:t xml:space="preserve"> är klassad som NE (ej bedömd) i rödlistan (SLU Artdatabanken, 2024).</w:t>
       </w:r>
     </w:p>
     <w:p>
@@ -256,6 +256,17 @@
       </w:r>
       <w:r>
         <w:t xml:space="preserve"> är rödlistad som nära hotad och ingår i bilaga 1 i EU:s fågeldirektiv. Den minskar i population på grund av minskad tillgång på lämpliga bo- och födoträd och minskad födotillgång. Spillkråkans minskningstakt har uppgått till 19 (24–10) % under de senaste 15 åren. Minskningstakten för den svenska populationen bedöms vara nära gränsvärdet för Sårbar (VU) (A2bc). Skogsbruk med korta omloppstider och täta, homogena ungskogar utgör det största hotet, (SLU Artdatabanken, 2023).</w:t>
+      </w:r>
+    </w:p>
+    <w:p>
+      <w:r>
+        <w:rPr>
+          <w:b/>
+        </w:rPr>
+        <w:t>Tjäder (§4)</w:t>
+      </w:r>
+      <w:r>
+        <w:t xml:space="preserve"> är en utpräglad skogsfågel knuten till större sammanhängande barrskogsområden. Tupparna och hönorna utnyttjar till viss del olika miljöer, och habitatvalet varierar dessutom mellan olika delar av året. För att det ska finnas livskraftiga tjäderbestånd krävs funktionella skogslandskap med en blandning av uppvuxen, gles och luckig skog, täta sumpskogar, myrar och andra små våtmarker. Arten försvinner när skogen fragmenteras och den sammanlagda arealen hyggen och andra öppna områden blir för stor. Ett småskaligt och försiktigt virkesuttag genom hyggesfria metoder kan i vissa fall vara möjligt i området inom 200 m från lekcentrum. Längre ut från lekcentrum, inom 200–500 m bör den avverkade ytan inte överskrida 1 hektar för att undvika alltför stora och snabba förändringar (Skogsstyrelsen, 2019).</w:t>
       </w:r>
     </w:p>
     <w:p>
@@ -851,7 +862,7 @@
     <w:r>
       <w:tab/>
       <w:tab/>
-      <w:t>2025-10-21</w:t>
+      <w:t>2025-10-22</w:t>
       <w:br/>
       <w:br/>
     </w:r>

--- a/tillsyn/A 43229-2025 tillsynsbegäran.docx
+++ b/tillsyn/A 43229-2025 tillsynsbegäran.docx
@@ -862,7 +862,7 @@
     <w:r>
       <w:tab/>
       <w:tab/>
-      <w:t>2025-10-22</w:t>
+      <w:t>2025-10-23</w:t>
       <w:br/>
       <w:br/>
     </w:r>

--- a/tillsyn/A 43229-2025 tillsynsbegäran.docx
+++ b/tillsyn/A 43229-2025 tillsynsbegäran.docx
@@ -862,7 +862,7 @@
     <w:r>
       <w:tab/>
       <w:tab/>
-      <w:t>2025-10-23</w:t>
+      <w:t>2025-10-24</w:t>
       <w:br/>
       <w:br/>
     </w:r>

--- a/tillsyn/A 43229-2025 tillsynsbegäran.docx
+++ b/tillsyn/A 43229-2025 tillsynsbegäran.docx
@@ -862,7 +862,7 @@
     <w:r>
       <w:tab/>
       <w:tab/>
-      <w:t>2025-10-24</w:t>
+      <w:t>2025-10-25</w:t>
       <w:br/>
       <w:br/>
     </w:r>

--- a/tillsyn/A 43229-2025 tillsynsbegäran.docx
+++ b/tillsyn/A 43229-2025 tillsynsbegäran.docx
@@ -862,7 +862,7 @@
     <w:r>
       <w:tab/>
       <w:tab/>
-      <w:t>2025-10-25</w:t>
+      <w:t>2025-10-26</w:t>
       <w:br/>
       <w:br/>
     </w:r>

--- a/tillsyn/A 43229-2025 tillsynsbegäran.docx
+++ b/tillsyn/A 43229-2025 tillsynsbegäran.docx
@@ -862,7 +862,7 @@
     <w:r>
       <w:tab/>
       <w:tab/>
-      <w:t>2025-10-26</w:t>
+      <w:t>2025-10-27</w:t>
       <w:br/>
       <w:br/>
     </w:r>

--- a/tillsyn/A 43229-2025 tillsynsbegäran.docx
+++ b/tillsyn/A 43229-2025 tillsynsbegäran.docx
@@ -862,7 +862,7 @@
     <w:r>
       <w:tab/>
       <w:tab/>
-      <w:t>2025-10-27</w:t>
+      <w:t>2025-10-28</w:t>
       <w:br/>
       <w:br/>
     </w:r>
